--- a/Mapped Curriculum Lesson - Supplemental Material/Grade 7/Lesson 21 - Character Codes/Character Codes - Worksheet.docx
+++ b/Mapped Curriculum Lesson - Supplemental Material/Grade 7/Lesson 21 - Character Codes/Character Codes - Worksheet.docx
@@ -833,7 +833,46 @@
         <w:rPr>
           <w:color w:val="080808"/>
         </w:rPr>
-        <w:t>Display the previous letter by subtracting 1 from the character code. Change the input range to one lower-case letter from b to z. Input d must display c.</w:t>
+        <w:t xml:space="preserve">Change the input message so it asks for one lower-case letter from b to z. Subtract 1 from [code], pass the result to </w:t>
+      </w:r>
+      <w:r>
+        <w:rPr>
+          <w:color w:val="1750EB"/>
+          <w:rFonts w:ascii="Consolas" w:hAnsi="Consolas"/>
+        </w:rPr>
+        <w:t>chr()</w:t>
+      </w:r>
+      <w:r>
+        <w:rPr>
+          <w:color w:val="080808"/>
+        </w:rPr>
+        <w:t xml:space="preserve">, and store the returned character in [previous_letter] instead of [next_letter]. Test </w:t>
+      </w:r>
+      <w:r>
+        <w:rPr>
+          <w:color w:val="067D17"/>
+          <w:rFonts w:ascii="Consolas" w:hAnsi="Consolas"/>
+        </w:rPr>
+        <w:t>"d"</w:t>
+      </w:r>
+      <w:r>
+        <w:rPr>
+          <w:color w:val="080808"/>
+        </w:rPr>
+        <w:t xml:space="preserve">; display </w:t>
+      </w:r>
+      <w:r>
+        <w:rPr>
+          <w:color w:val="067D17"/>
+          <w:rFonts w:ascii="Consolas" w:hAnsi="Consolas"/>
+        </w:rPr>
+        <w:t>"Previous letter: c"</w:t>
+      </w:r>
+      <w:r>
+        <w:rPr>
+          <w:color w:val="080808"/>
+        </w:rPr>
+        <w:t>.</w:t>
       </w:r>
     </w:p>
     <w:p w14:noSpellErr="1">
@@ -923,7 +962,46 @@
         <w:rPr>
           <w:color w:val="080808"/>
         </w:rPr>
-        <w:t>Ask for one lower-case letter a-w and a shift from 1 to 3. Add the shift to the character code and display the encoded letter. For c and 2, display e.</w:t>
+        <w:t xml:space="preserve">Ask for one lower-case letter between a and w and store it in [letter]. Ask for a whole number between 1 and 3 and store it in [shift]. Add [shift] to the character code, pass the result to </w:t>
+      </w:r>
+      <w:r>
+        <w:rPr>
+          <w:color w:val="1750EB"/>
+          <w:rFonts w:ascii="Consolas" w:hAnsi="Consolas"/>
+        </w:rPr>
+        <w:t>chr()</w:t>
+      </w:r>
+      <w:r>
+        <w:rPr>
+          <w:color w:val="080808"/>
+        </w:rPr>
+        <w:t xml:space="preserve">, and store the returned character in [encoded]. Test </w:t>
+      </w:r>
+      <w:r>
+        <w:rPr>
+          <w:color w:val="067D17"/>
+          <w:rFonts w:ascii="Consolas" w:hAnsi="Consolas"/>
+        </w:rPr>
+        <w:t>"c"</w:t>
+      </w:r>
+      <w:r>
+        <w:rPr>
+          <w:color w:val="080808"/>
+        </w:rPr>
+        <w:t xml:space="preserve"> and 2; display </w:t>
+      </w:r>
+      <w:r>
+        <w:rPr>
+          <w:color w:val="067D17"/>
+          <w:rFonts w:ascii="Consolas" w:hAnsi="Consolas"/>
+        </w:rPr>
+        <w:t>"Encoded letter: e"</w:t>
+      </w:r>
+      <w:r>
+        <w:rPr>
+          <w:color w:val="080808"/>
+        </w:rPr>
+        <w:t>.</w:t>
       </w:r>
     </w:p>
     <w:p>
@@ -950,7 +1028,72 @@
         <w:rPr>
           <w:color w:val="080808"/>
         </w:rPr>
-        <w:t>Create a three-character encoder without a loop. Ask for three lower-case letters a-y, move each code forward by 1, concatenate the three encoded characters, and display the encoded text.</w:t>
+        <w:t xml:space="preserve">Ask for three lower-case letters between a and y. Increase each character code by 1 and pass each result to </w:t>
+      </w:r>
+      <w:r>
+        <w:rPr>
+          <w:color w:val="1750EB"/>
+          <w:rFonts w:ascii="Consolas" w:hAnsi="Consolas"/>
+        </w:rPr>
+        <w:t>chr()</w:t>
+      </w:r>
+      <w:r>
+        <w:rPr>
+          <w:color w:val="080808"/>
+        </w:rPr>
+        <w:t xml:space="preserve">. Join the three returned characters and store the result in [encoded_text]. Test </w:t>
+      </w:r>
+      <w:r>
+        <w:rPr>
+          <w:color w:val="067D17"/>
+          <w:rFonts w:ascii="Consolas" w:hAnsi="Consolas"/>
+        </w:rPr>
+        <w:t>"a"</w:t>
+      </w:r>
+      <w:r>
+        <w:rPr>
+          <w:color w:val="080808"/>
+        </w:rPr>
+        <w:t xml:space="preserve">, </w:t>
+      </w:r>
+      <w:r>
+        <w:rPr>
+          <w:color w:val="067D17"/>
+          <w:rFonts w:ascii="Consolas" w:hAnsi="Consolas"/>
+        </w:rPr>
+        <w:t>"b"</w:t>
+      </w:r>
+      <w:r>
+        <w:rPr>
+          <w:color w:val="080808"/>
+        </w:rPr>
+        <w:t xml:space="preserve"> and </w:t>
+      </w:r>
+      <w:r>
+        <w:rPr>
+          <w:color w:val="067D17"/>
+          <w:rFonts w:ascii="Consolas" w:hAnsi="Consolas"/>
+        </w:rPr>
+        <w:t>"c"</w:t>
+      </w:r>
+      <w:r>
+        <w:rPr>
+          <w:color w:val="080808"/>
+        </w:rPr>
+        <w:t xml:space="preserve">; display </w:t>
+      </w:r>
+      <w:r>
+        <w:rPr>
+          <w:color w:val="067D17"/>
+          <w:rFonts w:ascii="Consolas" w:hAnsi="Consolas"/>
+        </w:rPr>
+        <w:t>"Encoded text: bcd"</w:t>
+      </w:r>
+      <w:r>
+        <w:rPr>
+          <w:color w:val="080808"/>
+        </w:rPr>
+        <w:t>.</w:t>
       </w:r>
     </w:p>
     <w:p>

--- a/Mapped Curriculum Lesson - Supplemental Material/Grade 7/Lesson 21 - Character Codes/Character Codes - Worksheet.docx
+++ b/Mapped Curriculum Lesson - Supplemental Material/Grade 7/Lesson 21 - Character Codes/Character Codes - Worksheet.docx
@@ -833,12 +833,30 @@
         <w:rPr>
           <w:color w:val="080808"/>
         </w:rPr>
-        <w:t xml:space="preserve">Change the input message so it asks for one lower-case letter from b to z. Subtract 1 from [code], pass the result to </w:t>
+        <w:t xml:space="preserve">Change the example so it asks for a lowercase letter from b to z and finds the letter before it. Subtract 1 from </w:t>
+      </w:r>
+      <w:r>
+        <w:rPr>
+          <w:color w:val="6A1B9A"/>
+          <w:rFonts w:ascii="JetBrains Mono" w:hAnsi="JetBrains Mono"/>
+          <w:sz w:val="20"/>
+          <w:szCs w:val="20"/>
+          <w:shd w:val="clear" w:color="auto" w:fill="ECEAF4"/>
+        </w:rPr>
+        <w:t> code </w:t>
+      </w:r>
+      <w:r>
+        <w:rPr>
+          <w:color w:val="080808"/>
+        </w:rPr>
+        <w:t xml:space="preserve">, use </w:t>
       </w:r>
       <w:r>
         <w:rPr>
           <w:color w:val="1750EB"/>
-          <w:rFonts w:ascii="Consolas" w:hAnsi="Consolas"/>
+          <w:rFonts w:ascii="JetBrains Mono" w:hAnsi="JetBrains Mono"/>
+          <w:sz w:val="20"/>
+          <w:szCs w:val="20"/>
         </w:rPr>
         <w:t>chr()</w:t>
       </w:r>
@@ -846,12 +864,45 @@
         <w:rPr>
           <w:color w:val="080808"/>
         </w:rPr>
-        <w:t xml:space="preserve">, and store the returned character in [previous_letter] instead of [next_letter]. Test </w:t>
+        <w:t xml:space="preserve"> to store the result in </w:t>
+      </w:r>
+      <w:r>
+        <w:rPr>
+          <w:color w:val="6A1B9A"/>
+          <w:rFonts w:ascii="JetBrains Mono" w:hAnsi="JetBrains Mono"/>
+          <w:sz w:val="20"/>
+          <w:szCs w:val="20"/>
+          <w:shd w:val="clear" w:color="auto" w:fill="ECEAF4"/>
+        </w:rPr>
+        <w:t> previous_letter </w:t>
+      </w:r>
+      <w:r>
+        <w:rPr>
+          <w:color w:val="080808"/>
+        </w:rPr>
+        <w:t xml:space="preserve">, and display it after </w:t>
       </w:r>
       <w:r>
         <w:rPr>
           <w:color w:val="067D17"/>
-          <w:rFonts w:ascii="Consolas" w:hAnsi="Consolas"/>
+          <w:rFonts w:ascii="JetBrains Mono" w:hAnsi="JetBrains Mono"/>
+          <w:sz w:val="20"/>
+          <w:szCs w:val="20"/>
+        </w:rPr>
+        <w:t>"Previous letter:"</w:t>
+      </w:r>
+      <w:r>
+        <w:rPr>
+          <w:color w:val="080808"/>
+        </w:rPr>
+        <w:t xml:space="preserve">. For example, </w:t>
+      </w:r>
+      <w:r>
+        <w:rPr>
+          <w:color w:val="067D17"/>
+          <w:rFonts w:ascii="JetBrains Mono" w:hAnsi="JetBrains Mono"/>
+          <w:sz w:val="20"/>
+          <w:szCs w:val="20"/>
         </w:rPr>
         <w:t>"d"</w:t>
       </w:r>
@@ -859,12 +910,14 @@
         <w:rPr>
           <w:color w:val="080808"/>
         </w:rPr>
-        <w:t xml:space="preserve">; display </w:t>
+        <w:t xml:space="preserve"> displays </w:t>
       </w:r>
       <w:r>
         <w:rPr>
           <w:color w:val="067D17"/>
-          <w:rFonts w:ascii="Consolas" w:hAnsi="Consolas"/>
+          <w:rFonts w:ascii="JetBrains Mono" w:hAnsi="JetBrains Mono"/>
+          <w:sz w:val="20"/>
+          <w:szCs w:val="20"/>
         </w:rPr>
         <w:t>"Previous letter: c"</w:t>
       </w:r>
@@ -962,12 +1015,61 @@
         <w:rPr>
           <w:color w:val="080808"/>
         </w:rPr>
-        <w:t xml:space="preserve">Ask for one lower-case letter between a and w and store it in [letter]. Ask for a whole number between 1 and 3 and store it in [shift]. Add [shift] to the character code, pass the result to </w:t>
+        <w:t xml:space="preserve">Change the example so it also asks for a whole-number </w:t>
+      </w:r>
+      <w:r>
+        <w:rPr>
+          <w:color w:val="6A1B9A"/>
+          <w:rFonts w:ascii="JetBrains Mono" w:hAnsi="JetBrains Mono"/>
+          <w:sz w:val="20"/>
+          <w:szCs w:val="20"/>
+          <w:shd w:val="clear" w:color="auto" w:fill="ECEAF4"/>
+        </w:rPr>
+        <w:t> shift </w:t>
+      </w:r>
+      <w:r>
+        <w:rPr>
+          <w:color w:val="080808"/>
+        </w:rPr>
+        <w:t xml:space="preserve"> from 1 to 3. Use </w:t>
       </w:r>
       <w:r>
         <w:rPr>
           <w:color w:val="1750EB"/>
-          <w:rFonts w:ascii="Consolas" w:hAnsi="Consolas"/>
+          <w:rFonts w:ascii="JetBrains Mono" w:hAnsi="JetBrains Mono"/>
+          <w:sz w:val="20"/>
+          <w:szCs w:val="20"/>
+        </w:rPr>
+        <w:t>ord()</w:t>
+      </w:r>
+      <w:r>
+        <w:rPr>
+          <w:color w:val="080808"/>
+        </w:rPr>
+        <w:t xml:space="preserve">, add </w:t>
+      </w:r>
+      <w:r>
+        <w:rPr>
+          <w:color w:val="6A1B9A"/>
+          <w:rFonts w:ascii="JetBrains Mono" w:hAnsi="JetBrains Mono"/>
+          <w:sz w:val="20"/>
+          <w:szCs w:val="20"/>
+          <w:shd w:val="clear" w:color="auto" w:fill="ECEAF4"/>
+        </w:rPr>
+        <w:t> shift </w:t>
+      </w:r>
+      <w:r>
+        <w:rPr>
+          <w:color w:val="080808"/>
+        </w:rPr>
+        <w:t xml:space="preserve">, then use </w:t>
+      </w:r>
+      <w:r>
+        <w:rPr>
+          <w:color w:val="1750EB"/>
+          <w:rFonts w:ascii="JetBrains Mono" w:hAnsi="JetBrains Mono"/>
+          <w:sz w:val="20"/>
+          <w:szCs w:val="20"/>
         </w:rPr>
         <w:t>chr()</w:t>
       </w:r>
@@ -975,12 +1077,29 @@
         <w:rPr>
           <w:color w:val="080808"/>
         </w:rPr>
-        <w:t xml:space="preserve">, and store the returned character in [encoded]. Test </w:t>
+        <w:t xml:space="preserve"> to get the new letter. Display it after </w:t>
       </w:r>
       <w:r>
         <w:rPr>
           <w:color w:val="067D17"/>
-          <w:rFonts w:ascii="Consolas" w:hAnsi="Consolas"/>
+          <w:rFonts w:ascii="JetBrains Mono" w:hAnsi="JetBrains Mono"/>
+          <w:sz w:val="20"/>
+          <w:szCs w:val="20"/>
+        </w:rPr>
+        <w:t>"Encoded letter:"</w:t>
+      </w:r>
+      <w:r>
+        <w:rPr>
+          <w:color w:val="080808"/>
+        </w:rPr>
+        <w:t xml:space="preserve">. For example, </w:t>
+      </w:r>
+      <w:r>
+        <w:rPr>
+          <w:color w:val="067D17"/>
+          <w:rFonts w:ascii="JetBrains Mono" w:hAnsi="JetBrains Mono"/>
+          <w:sz w:val="20"/>
+          <w:szCs w:val="20"/>
         </w:rPr>
         <w:t>"c"</w:t>
       </w:r>
@@ -988,12 +1107,14 @@
         <w:rPr>
           <w:color w:val="080808"/>
         </w:rPr>
-        <w:t xml:space="preserve"> and 2; display </w:t>
+        <w:t xml:space="preserve"> and 2 display </w:t>
       </w:r>
       <w:r>
         <w:rPr>
           <w:color w:val="067D17"/>
-          <w:rFonts w:ascii="Consolas" w:hAnsi="Consolas"/>
+          <w:rFonts w:ascii="JetBrains Mono" w:hAnsi="JetBrains Mono"/>
+          <w:sz w:val="20"/>
+          <w:szCs w:val="20"/>
         </w:rPr>
         <w:t>"Encoded letter: e"</w:t>
       </w:r>
@@ -1028,12 +1149,29 @@
         <w:rPr>
           <w:color w:val="080808"/>
         </w:rPr>
-        <w:t xml:space="preserve">Ask for three lower-case letters between a and y. Increase each character code by 1 and pass each result to </w:t>
+        <w:t xml:space="preserve">Create a three-letter encoder. Ask for three lowercase letters from a to y, one at a time. Use </w:t>
       </w:r>
       <w:r>
         <w:rPr>
           <w:color w:val="1750EB"/>
-          <w:rFonts w:ascii="Consolas" w:hAnsi="Consolas"/>
+          <w:rFonts w:ascii="JetBrains Mono" w:hAnsi="JetBrains Mono"/>
+          <w:sz w:val="20"/>
+          <w:szCs w:val="20"/>
+        </w:rPr>
+        <w:t>ord()</w:t>
+      </w:r>
+      <w:r>
+        <w:rPr>
+          <w:color w:val="080808"/>
+        </w:rPr>
+        <w:t xml:space="preserve"> and </w:t>
+      </w:r>
+      <w:r>
+        <w:rPr>
+          <w:color w:val="1750EB"/>
+          <w:rFonts w:ascii="JetBrains Mono" w:hAnsi="JetBrains Mono"/>
+          <w:sz w:val="20"/>
+          <w:szCs w:val="20"/>
         </w:rPr>
         <w:t>chr()</w:t>
       </w:r>
@@ -1041,12 +1179,44 @@
         <w:rPr>
           <w:color w:val="080808"/>
         </w:rPr>
-        <w:t xml:space="preserve">. Join the three returned characters and store the result in [encoded_text]. Test </w:t>
+        <w:t xml:space="preserve"> to move each letter forward by 1, then join the new letters and display them after </w:t>
       </w:r>
       <w:r>
         <w:rPr>
           <w:color w:val="067D17"/>
-          <w:rFonts w:ascii="Consolas" w:hAnsi="Consolas"/>
+          <w:rFonts w:ascii="JetBrains Mono" w:hAnsi="JetBrains Mono"/>
+          <w:sz w:val="20"/>
+          <w:szCs w:val="20"/>
+        </w:rPr>
+        <w:t>"Encoded text:"</w:t>
+      </w:r>
+      <w:r>
+        <w:rPr>
+          <w:color w:val="080808"/>
+        </w:rPr>
+        <w:t xml:space="preserve">. For example, </w:t>
+      </w:r>
+      <w:r>
+        <w:rPr>
+          <w:color w:val="067D17"/>
+          <w:rFonts w:ascii="JetBrains Mono" w:hAnsi="JetBrains Mono"/>
+          <w:sz w:val="20"/>
+          <w:szCs w:val="20"/>
+        </w:rPr>
+        <w:t>"c"</w:t>
+      </w:r>
+      <w:r>
+        <w:rPr>
+          <w:color w:val="080808"/>
+        </w:rPr>
+        <w:t xml:space="preserve">, </w:t>
+      </w:r>
+      <w:r>
+        <w:rPr>
+          <w:color w:val="067D17"/>
+          <w:rFonts w:ascii="JetBrains Mono" w:hAnsi="JetBrains Mono"/>
+          <w:sz w:val="20"/>
+          <w:szCs w:val="20"/>
         </w:rPr>
         <w:t>"a"</w:t>
       </w:r>
@@ -1054,40 +1224,31 @@
         <w:rPr>
           <w:color w:val="080808"/>
         </w:rPr>
-        <w:t xml:space="preserve">, </w:t>
+        <w:t xml:space="preserve"> and </w:t>
       </w:r>
       <w:r>
         <w:rPr>
           <w:color w:val="067D17"/>
-          <w:rFonts w:ascii="Consolas" w:hAnsi="Consolas"/>
-        </w:rPr>
-        <w:t>"b"</w:t>
-      </w:r>
-      <w:r>
-        <w:rPr>
-          <w:color w:val="080808"/>
-        </w:rPr>
-        <w:t xml:space="preserve"> and </w:t>
+          <w:rFonts w:ascii="JetBrains Mono" w:hAnsi="JetBrains Mono"/>
+          <w:sz w:val="20"/>
+          <w:szCs w:val="20"/>
+        </w:rPr>
+        <w:t>"t"</w:t>
+      </w:r>
+      <w:r>
+        <w:rPr>
+          <w:color w:val="080808"/>
+        </w:rPr>
+        <w:t xml:space="preserve"> display </w:t>
       </w:r>
       <w:r>
         <w:rPr>
           <w:color w:val="067D17"/>
-          <w:rFonts w:ascii="Consolas" w:hAnsi="Consolas"/>
-        </w:rPr>
-        <w:t>"c"</w:t>
-      </w:r>
-      <w:r>
-        <w:rPr>
-          <w:color w:val="080808"/>
-        </w:rPr>
-        <w:t xml:space="preserve">; display </w:t>
-      </w:r>
-      <w:r>
-        <w:rPr>
-          <w:color w:val="067D17"/>
-          <w:rFonts w:ascii="Consolas" w:hAnsi="Consolas"/>
-        </w:rPr>
-        <w:t>"Encoded text: bcd"</w:t>
+          <w:rFonts w:ascii="JetBrains Mono" w:hAnsi="JetBrains Mono"/>
+          <w:sz w:val="20"/>
+          <w:szCs w:val="20"/>
+        </w:rPr>
+        <w:t>"Encoded text: dbu"</w:t>
       </w:r>
       <w:r>
         <w:rPr>
